--- a/example_articles/race_ethnicity/American Indian or Alaska Native/2.race_ethnicity_American Indian or Alaska Native_New_York_Times.docx
+++ b/example_articles/race_ethnicity/American Indian or Alaska Native/2.race_ethnicity_American Indian or Alaska Native_New_York_Times.docx
@@ -7,7 +7,7 @@
         <w:pStyle w:val="Heading1"/>
       </w:pPr>
       <w:r>
-        <w:t>In a Basement, and Things Are Looking Up</w:t>
+        <w:t>HOME VIDEO/NEW RELEASES</w:t>
       </w:r>
     </w:p>
     <w:p>
@@ -17,17 +17,17 @@
     </w:p>
     <w:p>
       <w:r>
-        <w:t>Date: 2005-07-07</w:t>
+        <w:t>Date: 1988-04-17</w:t>
       </w:r>
     </w:p>
     <w:p>
       <w:r>
-        <w:t>Section: Section F; Column 3; House &amp; Home/Style Desk; Pg. 1</w:t>
+        <w:t>Section: Section 2; Page 40, Column 1; Arts and Leisure Desk; Review</w:t>
       </w:r>
     </w:p>
     <w:p>
       <w:r>
-        <w:t>Source file: NYT/44.DOCX</w:t>
+        <w:t>Source file: NYT/51.DOCX</w:t>
       </w:r>
     </w:p>
     <w:p>
@@ -49,77 +49,131 @@
     </w:p>
     <w:p>
       <w:r>
-        <w:t xml:space="preserve">''I WAS what you call a poor working-class citizen,'' said Michelle Johnson, sitting at her kitchen table. Ms. Johnson, 49, a mother of five and a member of the Shinnecock Indian tribe, lives on the Shinnecock reservation on the South Fork of Long Island. ''I worked really hard, but it just seemed like my money was going in pockets with holes in it.'' </w:t>
-        <w:br/>
-        <w:t xml:space="preserve">  ''One day,'' she recalled, ''I said, I'm going to build my house.''</w:t>
-        <w:br/>
-        <w:t>In 1997 she started. She is still building.</w:t>
-        <w:br/>
-        <w:t xml:space="preserve">  The Shinnecock tribe is absorbing the reactions to a land claim it filed in federal court on June 15 for large parts of the adjacent town of Southampton, the first of two expected lawsuits that could seek billions of dollars in settlement. Leading daily lives on the 800 acres that they call, familiarly, ''home,'' tribe members are going about their business: building and improving houses for their families, taking care of children and going to work.</w:t>
-        <w:br/>
-        <w:t xml:space="preserve">  It is an ordinary world that looks much like any other, anywhere else: a rural suburb where children chase each other on bicycles down tree-shaded roads choked on either side with wild rosebushes and honeysuckle.</w:t>
-        <w:br/>
-        <w:t xml:space="preserve">  And it is also extraordinary, in ways that the ''outside,'' which is how the Shinnecocks describe the world beyond their reservation, rarely sees.</w:t>
-        <w:br/>
-        <w:t xml:space="preserve">  The cemetery, which sits by the bay above a beach rich with clams, has headstones with names like Thunder Bird carved into them, as well as markers for Smiths and Quinns. The maps of the United States in classrooms where children take remedial studies, after their regular school day in Southampton, show the locations of Indian tribes across the country.</w:t>
-        <w:br/>
-        <w:t xml:space="preserve">  The summer lushness is deceiving. Though white-collar professionals like lawyers and teachers live on the reservation, as well as blue-collar workers like contractors and hotel employees, the median income of the 238 households on the reservation, many including three and four generations of a family, is only $14,055, according to the 2000 census. Census records also show that many of the households are run by single, separated or divorced mothers, who are the primary wage earners on the reservation. General unemployment in 2000 was 7.7 percent of the civilian work force there.</w:t>
-        <w:br/>
-        <w:t xml:space="preserve">  Having one's own home here is not a dream simply realized. Because the tribe owns the land collectively and allots sites to members who decide to build, the approximately 500 Shinnecocks who live on the reservation are ineligible for mortgages. Budgets to start building can be small, and most houses are modest or incomplete. It is not untypical for a project to continue for years, proceeding in fits and starts that depend upon fresh lines of credit from new credit cards. (The few bigger homes on the reservation have generally been paid for with money earned during extended periods living and working on the outside.)</w:t>
-        <w:br/>
-        <w:t xml:space="preserve">  To skip a stone across Heady Creek, where Ms. Johnson's house sits and where, in a different era, the tribe skated in the winter, would be to risk hitting any of the fresh-minted multimillion-dollar mansions that now form the Shinnecocks' views, or the powerboats that streak by in the summer.</w:t>
-        <w:br/>
-        <w:t xml:space="preserve">  The tribe's second lawsuit, expected be filed later this month, will probably claim the entire town of Southampton, including the rich village at its heart, a move that could further isolate the Shinnecocks, already nearly an island.</w:t>
-        <w:br/>
-        <w:t xml:space="preserve">  In anticipation of the curiosity -- idle or ill-intentioned -- that might follow the filing of the suits, new signs, as fierce as dogs, went up in early June at the heads of the roads that run into the reservation, instructing anyone not a member of the tribe to ''Keep Out.'' At the neighboring Shinnecock Hills Golf Club, the 113-year-old course where the United States Open is sometimes played, the image of an Indian in traditional headdress is being removed from the club's logo, news that seemed both to sadden and to steel a group of Shinnecocks discussing it in mid-June outside the tribal offices.</w:t>
-        <w:br/>
-        <w:t xml:space="preserve">  But Ms. Johnson, like others, has life to war with first. An income tax refund of $13,000, which she accrued after failing to file returns for three years, became the down payment on beginning her house. In 1997, she hired a mason to dig and lay a basement as a foundation for $1,000. Then she and her family moved into it. Ms. Johnson put up a rubber roof to keep out rain.</w:t>
-        <w:br/>
-        <w:t xml:space="preserve">  ''Paycheck to paycheck I was building my home after that,'' she said, ''adding the Sheetrock, adding the electric, doing a lot of the work myself. I lived here with no windows, no doors: me and my kids, one big huge space and one bed.'' Ms. Johnson works for the reservation and earns $340 a week.</w:t>
-        <w:br/>
-        <w:t xml:space="preserve">  She laughed, and caught her breath.</w:t>
-        <w:br/>
-        <w:t xml:space="preserve">  ''The birds would come in and fly around,'' she continued. ''It was kind of rough, but we just roughed it.''</w:t>
-        <w:br/>
-        <w:t xml:space="preserve">  In addition to Ms. Johnson's labors, the house began to find its shape through a string of kindnesses from people who donated materials or volunteered to work.</w:t>
-        <w:br/>
-        <w:t xml:space="preserve">  That was before the fire.</w:t>
-        <w:br/>
-        <w:t xml:space="preserve">  ''Thanksgiving Day, two years ago, my house caught fire,'' Ms. Johnson recalled, her back straight, as though she were interviewing for a job. What was a three-bedroom home in the basement of her unfinished house was wiped out.</w:t>
-        <w:br/>
-        <w:t xml:space="preserve">  Ms. Johnson, like some other Shinnecocks, also uses an Indian name. Hers is Mishnaymatanuway, which translates as ''strong woman full of faith,'' she said. Mishnaymatanuway is depicted traditionally as a woman in a canoe paddling upstream.</w:t>
-        <w:br/>
-        <w:t xml:space="preserve">  ''We just stripped the whole house of the burnt debris, and this is where we're at right now,'' Ms. Johnson said. Her father and sister helped her build a wood frame upstairs, which looked in mid-June as full of promise in its raw timber as any suburban home at the end of a driveway anywhere. A local roofing company gave Ms. Johnson shingles for a roof, and a member of the tribe, Brad Smith, who is a contractor, got together a group, including men from outside the reservation, to put the roof up two days before Christmas Eve of last year.</w:t>
-        <w:br/>
-        <w:t xml:space="preserve">  ''So that's my story,'' she said. ''I'm almost there.''</w:t>
-        <w:br/>
-        <w:t xml:space="preserve">  Ms. Johnson had worked off the reservation, living in a rental apartment, before deciding to stop paying rent, which was $1,100 a month, build her house and ''move home,'' as the Shinnecocks say.</w:t>
-        <w:br/>
-        <w:t xml:space="preserve">  ''If I didn't live on the reservation, I would live in a nice, comfortable home, where we didn't have to struggle,'' she said of her former apartment. Ms. Johnson herself grew up with her mother, father, sisters, brothers and aunts and uncles in a house on the reservation that was ''one big room,'' she said.</w:t>
-        <w:br/>
-        <w:t xml:space="preserve">  ''I opt to live this way and struggle,'' she explained, speaking personally, but also, as was clear, speaking as a Shinnecock.</w:t>
-        <w:br/>
-        <w:t xml:space="preserve">  ''We've struggled all our lives.''</w:t>
-        <w:br/>
-        <w:br/>
-        <w:br/>
-        <w:t>http://www.nytimes.com</w:t>
-        <w:br/>
-        <w:br/>
-        <w:t>Graphic</w:t>
-        <w:br/>
+        <w:t>I've Heard The Mermaids Singing</w:t>
         <w:br/>
         <w:t xml:space="preserve"> </w:t>
         <w:br/>
-        <w:t>Photos: GETTING THERE -- Michelle Johnson has been building her house on the Shinnecock Indian reservation on Long Island since 1997. (Photo by Fred R. Conrad/The New York Times)(pg. F1)</w:t>
+        <w:t>Starring Sheila McCarthy, Paule Baillargeon, Ann-Marie McDonald, John Evans, Brenda Kamino, Richard Monette. Directed by Patricia Rozema. 1987. Charter Entertainment. 81 minutes. $79.95. Not rated.</w:t>
         <w:br/>
-        <w:t>IN PROGRESS -- Ms. Johnson and her son Strong are still living in their basement. (Photo Laurie Lambrecht for The New York Times)</w:t>
+        <w:t xml:space="preserve"> Polly Vandersma's mind wanders, she can't type, and she's been labeled ''organizationally impaired'' by the agency that finds her employment as a ''person Friday.''</w:t>
         <w:br/>
-        <w:t>ANOTHER WORLD -- Michelle Johnson's small house on the Shinnecock reservation, bottom left, looks out, near left, across Heady Creek to the multimillion-dollar mansions of Southampton. There has been little development on the reservation, top left, in part because the land is collectively owned and residents cannot get mortgages. It sits on a peninsula that is almost an island, surrounded on three sides by water and on all sides by extravagantly expensive real estate. (Photograph by Doug Kuntz for The New York Times)</w:t>
+        <w:t>Then she lands a job in an art gallery, falls in love with the beautiful and sophisticated owner, Gabrielle, and is off on a series of misadventures among a group of self-satisfied Canadian intellectuals.</w:t>
         <w:br/>
-        <w:t>(Photo by Laurie Lambrecht for The New York Times)</w:t>
+        <w:t>''I've Heard the Mermaids Singing,'' the first feature film by the director/writer/producer Patricia Rozema, is an eccentric and whimsical character study that ''promises a good deal of fun,'' Vincent Canby wrote in The Times. But ''whimsy is unreliable,'' he said. ''Like a jolly drunk in a bar, it can turn suddenly aggressive. Very soon Polly's innocence loses its charm, and watching this movie is like being cornered by a whimsical, 500-pound elf.''</w:t>
         <w:br/>
-        <w:t xml:space="preserve"> (Photo by Fred R. Conrad/The New York Times)(pg. F6)</w:t>
+        <w:t>Still, he said, Sheila McCarthy as Polly is ''a find,'' and Ms. Rozema ''has a sense of humor that should be protected.''</w:t>
+        <w:br/>
+        <w:t>Ms. McCarthy and Paule Baillargeon, who plays Gabrielle, won Genie awards (the Canadian version of our Oscar) for best actress and best supporting actress for their performances.</w:t>
+        <w:br/>
+        <w:t xml:space="preserve"> </w:t>
+        <w:br/>
+        <w:t>Dancers</w:t>
+        <w:br/>
+        <w:t xml:space="preserve"> </w:t>
+        <w:br/>
+        <w:t>Starring Mikhail Baryshnikov, Alessandra Ferri, Leslie Browne, Leandro Amato, Lynn Seymour, Julie Kent, Thomas Rall, Victor Barbee, Mariangela Melato, members of the American Ballet Theater. Directed by Herbert Ross. 1987. Warner Home Video. 98 minutes. $89.95 Rated PG. Some sexual innuendoes.</w:t>
+        <w:br/>
+        <w:t xml:space="preserve"> Herbert Ross's celebration of ballet in general and of Mikhail Baryshnikov in particular is something like a sequel to his earlier movie ''The Turning Point,'' Janet Maslin said in The Times. And it's ''something like an afterthought as well.''</w:t>
+        <w:br/>
+        <w:t>The most famous male dancer in the world, Anton Sergeyev (Mr. Baryshnikov), comes to Italy to oversee the filming of a production of ''Giselle,'' ruminating along the way on his life and career and meeting a young ingenue (Julie Kent). ''Beyond that,'' Ms. Maslin said, ''little happens, except for an attempt at romance with the very young Miss Kent, who looks like a Botticelli and sounds exactly as Mariel Hemingway did in 'Manhattan.' The second half of the film derives what story it has from a labored interworking of the story of 'Giselle' with the tale of this non-affair.''</w:t>
+        <w:br/>
+        <w:t>''Dancers'' has ''nice scenery and vibrant performers,'' Ms. Maslin said, and for passionate dance buffs it has ''a touristy charm.'' But Mr. Ross ''conveyed the more galvanizing aspects of dance far better in the earlier film.''</w:t>
+        <w:br/>
+        <w:t>In a dissenting view, the dance critic Anna Kisselgoff said that while the movie isn't ''The Red Shoes,'' it ''does what several other dance-related films have attempted in the past: It sets up a scenario that parallels the story of a familiar ballet. The characters in the film are counterparts of the characters in 'Giselle.' '' She said that ''as probably the only reviewer over 13 who liked the movie, I have no trouble predicting that 'Dancers' will become a cult classic.''</w:t>
+        <w:br/>
+        <w:t xml:space="preserve"> </w:t>
+        <w:br/>
+        <w:t>Loyalties</w:t>
+        <w:br/>
+        <w:t xml:space="preserve"> </w:t>
+        <w:br/>
+        <w:t>Starring Kenneth Welsh, Tantoo Cardinal, Tom Jackson, Susan Wooldridge, Vera Martin. Directed by Anne Wheeler. 1986. Palisades. 97 minutes. $79.98. Rated R.</w:t>
+        <w:br/>
+        <w:t xml:space="preserve"> This modest film about an unusual friendship between two very unlikely women is a Canadian import set in the village of Lac la Biche in northwestern Canada, where an English family, the Suttons, have come to escape some unmentionable disgrace.</w:t>
+        <w:br/>
+        <w:t>Lily Sutton (Susan Wooldridge), the very proper Englishwoman, is married to David (Kenneth Welsh), a doctor who has risen from a less elevated social sphere. They hire Rosanne (Tantoo Cardinal), a working-class woman of Indian stock, who has been beaten up by her drunken boyfriend and fired from her previous job as a waitress.</w:t>
+        <w:br/>
+        <w:t>Lily is ''not yet a snob,'' Vincent Canby wrote in The Times, ''but, unlike Rosanne, who calls a spade a spade, Lily would prefer to use euphemisms, which is pretty much what's wrong with her marriage and her life. Inevitably,'' he said, ''the unmentionable thing that drove the Suttons from England reappears in Lac la Biche.'' Mr. Canby called the film ''technically adequate'' and said that ''there's nothing especially wrong with the movie, but then there's nothing very right, either.'' Except for Tantoo Cardinal's performance as Rosanne, he said, ''Loyalties'' is ''utterly without distinguishing characteristics, either in its narrative or in the way it has been written and directed.''</w:t>
+        <w:br/>
+        <w:t xml:space="preserve"> </w:t>
+        <w:br/>
+        <w:t>Stacking</w:t>
+        <w:br/>
+        <w:t xml:space="preserve"> </w:t>
+        <w:br/>
+        <w:t>Starring Christine Lahti, Ray Baker, Frederic Forrest, Megan Follows, Jason Gedrick, Peter Coyote. Directed by Martin Rosen. 1987. Charter Entertainment. 109 minutes. $79.95. Rated PG. Some mildly vulgar language.</w:t>
+        <w:br/>
+        <w:t xml:space="preserve"> ''Stacking,'' named for the process by which bales of hay are collected and stacked in a field, is a 1950's drama about a Montana farmer and his family and their differing perceptions about the community they live in and the lives they lead.</w:t>
+        <w:br/>
+        <w:t>Dan Morgan (Ray Baker) has just had his arm crushed while trying to repair his stacking machine. To his teen-age daughter (Megan Follows) this spells disaster, the probable loss of the family farm. But to his wife (Christine Lahti) it could mean escape from the community she resents.</w:t>
+        <w:br/>
+        <w:t>''Stacking,'' Vincent Canby said in The Times, ''means well and is sincere. It has a cast of good actors.'' It also has ''a lot of pretty Montana scenery and a lot of not-great music on the soundtrack. Yet it has no real drive or personality of its own. It looks like a movie made as a cooperative venture by film students with a fairly fancy budget.''</w:t>
+        <w:br/>
+        <w:t xml:space="preserve"> </w:t>
+        <w:br/>
+        <w:t>China Girl</w:t>
+        <w:br/>
+        <w:t xml:space="preserve"> </w:t>
+        <w:br/>
+        <w:t>Starring James Russo, Richard Panebianco, Sari Chang, David Caruso, Russell Wong, Joey Chin, Judith Malina, James Hong, Robert Miano, Paul Hipp. Directed by Abel Ferrara. 1987. Vestron Video. 90 minutes. $79.98. Rated R.</w:t>
+        <w:br/>
+        <w:t xml:space="preserve"> Tony (Richard Panebianco) and Tyan (Sari Chang) meet at a dance, and there ensues a beautiful romance - but a doomed one. For he's from Little Italy, she's from Chinatown, and their outraged friends take out their frustrations in ethnic slurs and brawls on the streets of lower Manhattan.</w:t>
+        <w:br/>
+        <w:t>The director, Abel Ferrara, has made ''some of the liveliest exploitation films in recent years,'' Janet Maslin wrote in The Times. And what could be more outlandish than ''China Girl,'' she said, ''a blatant mix of 'Romeo and Juliet,' 'Mean Streets' and 'West Side Story' played out among very young, barely verbal Chinese and Italian street gangs? It would be gratifying to report that Mr. Ferrara had made a coup of this, but the odds against it are daunting. Instead, 'China Girl' amounts to a cult item and a nice try.''</w:t>
+        <w:br/>
+        <w:t>Still, she said, the movie has ''intermittent flashes of virtuosity'' and while there's a lot to like about this director's kind of bravado, it's ''not enough to catapult Mr. Ferrara into the mainstream. Then again, 'China Girl' makes no stab at broad acceptance anyhow, which is another of its better qualities.''</w:t>
+        <w:br/>
+        <w:t xml:space="preserve"> </w:t>
+        <w:br/>
+        <w:t xml:space="preserve"> SHORT TAKES</w:t>
+        <w:br/>
+        <w:t xml:space="preserve"> </w:t>
+        <w:br/>
+        <w:t>Electra Glide in Blue</w:t>
+        <w:br/>
+        <w:t>MGM/UA Home Video. 106 minutes. $29.95. Rated PG. Violence.</w:t>
+        <w:br/>
+        <w:t xml:space="preserve"> Robert Blake is a canny Vietnam vet and an idealistic Arizona highway patrolman in this violent portrait of modern frontier justice. The 1973 film has been much admired for its action sequences and strong characterization.</w:t>
+        <w:br/>
+        <w:t xml:space="preserve"> </w:t>
+        <w:br/>
+        <w:t>Bring Me the Head of Alfredo Garcia</w:t>
+        <w:br/>
+        <w:t>MGM/UA Home Video. 112 minutes. $29.95. Rated R. Extreme violence.</w:t>
+        <w:br/>
+        <w:t xml:space="preserve"> In one of Sam Peckinpah's bloodiest and most heartily criticized films, a rich Mexican offers $1 million for the head of the man who seduced his daughter. With Warren Oates, Gig Young, Isela Vega, Robert Webber, Kris Kristofferson.</w:t>
+        <w:br/>
+        <w:t xml:space="preserve"> </w:t>
+        <w:br/>
+        <w:t>Unnatural Causes</w:t>
+        <w:br/>
+        <w:t>New Star. 96 minutes. $79.95. Not rated.</w:t>
+        <w:br/>
+        <w:t xml:space="preserve"> John Ritter plays a Vietnam veteran, stricken by cancer, who struggles to bring the facts about Agent Orange before the public. With Alfre Woodard, John Vargas, John Sayles, Patti La Belle.</w:t>
+        <w:br/>
+        <w:t xml:space="preserve"> </w:t>
+        <w:br/>
+        <w:t>Success Is the Best Revenge</w:t>
+        <w:br/>
+        <w:t>Magnum Entertainment. 85 minutes. $79.98 Not Rated.</w:t>
+        <w:br/>
+        <w:t xml:space="preserve"> Michael York plays an exiled Polish stage director in London and Michael Lyndon portrays his son in this 1984 film by the Polish expatriate director Jerzy Skolimowski.</w:t>
+        <w:br/>
+        <w:t xml:space="preserve"> </w:t>
+        <w:br/>
+        <w:t>Death Wish IV: The Crackdown</w:t>
+        <w:br/>
+        <w:t>Media Home Entertainment. 99 minutes. $89.95. Rated R. Violence.</w:t>
+        <w:br/>
+        <w:t xml:space="preserve"> Paul Kersey says no to drugs in Los Angeles. Starring Charles Bronson, John P. Ryan, Kay Lenz.</w:t>
+        <w:br/>
+        <w:t xml:space="preserve"> </w:t>
+        <w:br/>
+        <w:t>Report to the Commissioner</w:t>
+        <w:br/>
+        <w:t>MGM/UA Home Video. 112 minutes. $29.95. Rated PG.</w:t>
+        <w:br/>
+        <w:t xml:space="preserve"> During a drug raid, an undercover police officer (Susan Blakely) is accidentally killed by a rookie cop (Michael Moriarty), who becomes embroiled in a police cover-up. Look for Richard Gere in the supporting cast.</w:t>
       </w:r>
     </w:p>
     <w:sectPr>
